--- a/tests/corpus/generated/invoice-de-open.docx
+++ b/tests/corpus/generated/invoice-de-open.docx
@@ -669,6 +669,7 @@
       </w:tc>
     </w:tr>
   </w:tbl>
+  <w:p/>
 </w:ftr>
 </file>
 
